--- a/学号_姓名_实验三--人工智能算法_完成版.docx
+++ b/学号_姓名_实验三--人工智能算法_完成版.docx
@@ -480,7 +480,7 @@
                 <w:b w:val="0"/>
                 <w:sz w:val="20"/>
               </w:rPr>
-              <w:t>完成 PPE 数据清洗、标注统一、特征关联、模型训练、评估和服务化推理的完整流程。</w:t>
+              <w:t>对给定数据集完成数据清洗、缺失值处理与特征工程的完整预处理流程。</w:t>
             </w:r>
           </w:p>
           <w:p>
@@ -509,7 +509,7 @@
                 <w:b/>
                 <w:sz w:val="20"/>
               </w:rPr>
-              <w:t>算法实践：</w:t>
+              <w:t>算法实现：</w:t>
             </w:r>
             <w:r>
               <w:rPr>
@@ -517,7 +517,7 @@
                 <w:b w:val="0"/>
                 <w:sz w:val="20"/>
               </w:rPr>
-              <w:t>使用 YOLOv8、ByteTrack 和几何规则实现人员安全帽、反光背心及危险区域监测。</w:t>
+              <w:t>编码实现 7 种算法（6 种分类器 + 1 种聚类对照），每种均含训练、预测与评估。</w:t>
             </w:r>
           </w:p>
           <w:p>
@@ -546,7 +546,7 @@
                 <w:b/>
                 <w:sz w:val="20"/>
               </w:rPr>
-              <w:t>指标分析：</w:t>
+              <w:t>评估对比：</w:t>
             </w:r>
             <w:r>
               <w:rPr>
@@ -554,7 +554,7 @@
                 <w:b w:val="0"/>
                 <w:sz w:val="20"/>
               </w:rPr>
-              <w:t>使用 Precision、Recall、F1、mAP@0.5 和 mAP@0.5:0.95 对模型和系统行为进行对比。</w:t>
+              <w:t>使用准确率、精确率、召回率、F1 与 ROC-AUC 对全部算法进行量化评估并可视化对比。</w:t>
             </w:r>
           </w:p>
           <w:p>
@@ -604,7 +604,7 @@
                 <w:b w:val="0"/>
                 <w:sz w:val="20"/>
               </w:rPr>
-              <w:t>NVIDIA GeForce RTX 4070 Laptop GPU，CUDA 12.6；本机同时支持 CPU fallback。</w:t>
+              <w:t>NVIDIA GeForce RTX 4070 Laptop GPU（本实验以 CPU 计算为主）。</w:t>
             </w:r>
           </w:p>
           <w:p>
@@ -641,7 +641,7 @@
                 <w:b w:val="0"/>
                 <w:sz w:val="20"/>
               </w:rPr>
-              <w:t>Windows 10/11、Python 3.12.13、PowerShell、VS Code、FastAPI、Docker Compose。</w:t>
+              <w:t>Windows 11、Python 3.12.13、VS Code。</w:t>
             </w:r>
           </w:p>
           <w:p>
@@ -678,7 +678,7 @@
                 <w:b w:val="0"/>
                 <w:sz w:val="20"/>
               </w:rPr>
-              <w:t>PyTorch 2.6.0+cu126、Ultralytics 8.4.152、OpenCV、Pillow、NumPy、SQLAlchemy、pytest。</w:t>
+              <w:t>pandas 3.0.6、scikit-learn 1.9.1、NumPy、Matplotlib。</w:t>
             </w:r>
           </w:p>
           <w:p>
@@ -707,7 +707,7 @@
                 <w:b/>
                 <w:sz w:val="20"/>
               </w:rPr>
-              <w:t>数据：</w:t>
+              <w:t>数据集：</w:t>
             </w:r>
             <w:r>
               <w:rPr>
@@ -715,7 +715,7 @@
                 <w:b w:val="0"/>
                 <w:sz w:val="20"/>
               </w:rPr>
-              <w:t>Construction-PPE、SH17 和 Kaggle PPE 合并集；统一类别为 person、helmet、vest。</w:t>
+              <w:t>UCI Adult Income（Census Income），48,842 条记录、15 个混合类型字段，目标为二分类 income。</w:t>
             </w:r>
           </w:p>
           <w:p>
@@ -741,7 +741,7 @@
                 <w:b w:val="0"/>
                 <w:sz w:val="18"/>
               </w:rPr>
-              <w:t>本实验以工业安全智能监测系统为对象。先按图片 SHA256 去重并检查标签，再将不同来源的类别映射为三类业务目标；训练 YOLOv8n/YOLOv8s，对 test split 计算指标；推理阶段使用 ByteTrack 维持人员 track_id，并通过 PPE 空间关联、危险区域点在多边形内判断和连续帧告警规则完成系统输出。</w:t>
+              <w:t>数据集采用 UCI Adult Income。目标变量 income 为二分类（&lt;=50K / &gt;50K），类别比约 3:1，存在类别不平衡；workclass、occupation、native-country 三列以 ? 记号缺失。官方提供 adult.data（32,561 条）与 adult.test（16,281 条）独立划分，本实验不重划，保证结果可复现。</w:t>
             </w:r>
           </w:p>
           <w:p>
@@ -754,242 +754,391 @@
                 <w:b w:val="0"/>
                 <w:sz w:val="18"/>
               </w:rPr>
-              <w:t>数据规模：合并集共 11,623 张图片、28,853 个标注框；train/val/test 分别为 8,276/2,184/1,163 张。测试集存在部分重压缩近重复画面，因此结果用于 E6/E7/E8 同口径对比，不包装为无泄漏泛化指标。</w:t>
-            </w:r>
-          </w:p>
-          <w:p>
-            <w:pPr>
-              <w:spacing w:before="0" w:after="40" w:line="276" w:lineRule="auto"/>
-            </w:pPr>
-            <w:r>
-              <w:rPr>
-                <w:rFonts w:ascii="宋体" w:hAnsi="宋体" w:eastAsia="宋体"/>
-                <w:b/>
-                <w:sz w:val="19"/>
-              </w:rPr>
-              <w:t>六个算法模块及实现方式：</w:t>
-            </w:r>
-          </w:p>
-          <w:p>
-            <w:pPr>
-              <w:spacing w:before="0" w:after="40" w:line="264" w:lineRule="auto"/>
+              <w:t>数据清洗与缺失值处理：读取时将 ? 解析为 NaN；剔除完全重复的 24/5 行；fnlwgt 为普查抽样权重、education 字符串与 education-num 一一对应，两列冗余剔除；三个缺失类别列填 Unknown（约 7% 行含缺失，直接删行损失过大，且未申报本身含信息）。</w:t>
+            </w:r>
+          </w:p>
+          <w:p>
+            <w:pPr>
+              <w:spacing w:before="0" w:after="80" w:line="269" w:lineRule="auto"/>
             </w:pPr>
             <w:r>
               <w:rPr>
                 <w:rFonts w:ascii="宋体" w:hAnsi="宋体" w:eastAsia="宋体"/>
                 <w:b w:val="0"/>
-                <w:sz w:val="20"/>
-              </w:rPr>
-            </w:r>
-            <w:r>
-              <w:rPr>
-                <w:rFonts w:ascii="宋体" w:hAnsi="宋体" w:eastAsia="宋体"/>
-                <w:b/>
-                <w:color w:val="1F4E79"/>
-                <w:sz w:val="20"/>
-              </w:rPr>
-              <w:t xml:space="preserve">• </w:t>
-            </w:r>
-            <w:r>
-              <w:rPr>
-                <w:rFonts w:ascii="宋体" w:hAnsi="宋体" w:eastAsia="宋体"/>
-                <w:b/>
-                <w:sz w:val="20"/>
-              </w:rPr>
-              <w:t>1 YOLOv8n 检测：</w:t>
-            </w:r>
+                <w:sz w:val="18"/>
+              </w:rPr>
+              <w:t>特征工程：强偏态的 capital-gain/loss 做 log1p 变换并派生是否有过收益的二值特征；hours-per-week 离散化为四段业务区间；7 个类别列做 One-Hot 编码，共得 98 维特征；对逻辑回归、SVM、KNN、K-Means 统一做标准化。预处理过程观察图如下（共 7 张，符合 10 张以内要求）。</w:t>
+            </w:r>
+          </w:p>
+          <w:p>
+            <w:pPr>
+              <w:jc w:val="center"/>
+            </w:pPr>
             <w:r>
               <w:rPr>
                 <w:rFonts w:ascii="宋体" w:hAnsi="宋体" w:eastAsia="宋体"/>
                 <w:b w:val="0"/>
-                <w:sz w:val="20"/>
-              </w:rPr>
-              <w:t>轻量基线模型，完成训练、test 评估和误检观察。</w:t>
-            </w:r>
-          </w:p>
-          <w:p>
-            <w:pPr>
-              <w:spacing w:before="0" w:after="40" w:line="264" w:lineRule="auto"/>
+                <w:color w:val="666666"/>
+                <w:sz w:val="17"/>
+              </w:rPr>
+              <w:t>图1  缺失值分布（? 解析为 NaN）</w:t>
+            </w:r>
+          </w:p>
+          <w:p>
+            <w:pPr>
+              <w:jc w:val="center"/>
+            </w:pPr>
+            <w:r>
+              <w:drawing>
+                <wp:inline xmlns:a="http://schemas.openxmlformats.org/drawingml/2006/main" xmlns:pic="http://schemas.openxmlformats.org/drawingml/2006/picture">
+                  <wp:extent cx="3840480" cy="1767840"/>
+                  <wp:docPr id="1" name="Picture 1"/>
+                  <wp:cNvGraphicFramePr>
+                    <a:graphicFrameLocks noChangeAspect="1"/>
+                  </wp:cNvGraphicFramePr>
+                  <a:graphic>
+                    <a:graphicData uri="http://schemas.openxmlformats.org/drawingml/2006/picture">
+                      <pic:pic>
+                        <pic:nvPicPr>
+                          <pic:cNvPr id="0" name="p1_missing_values.png"/>
+                          <pic:cNvPicPr/>
+                        </pic:nvPicPr>
+                        <pic:blipFill>
+                          <a:blip r:embed="rId10"/>
+                          <a:stretch>
+                            <a:fillRect/>
+                          </a:stretch>
+                        </pic:blipFill>
+                        <pic:spPr>
+                          <a:xfrm>
+                            <a:off x="0" y="0"/>
+                            <a:ext cx="3840480" cy="1767840"/>
+                          </a:xfrm>
+                          <a:prstGeom prst="rect"/>
+                        </pic:spPr>
+                      </pic:pic>
+                    </a:graphicData>
+                  </a:graphic>
+                </wp:inline>
+              </w:drawing>
+            </w:r>
+          </w:p>
+          <w:p>
+            <w:pPr>
+              <w:jc w:val="center"/>
             </w:pPr>
             <w:r>
               <w:rPr>
                 <w:rFonts w:ascii="宋体" w:hAnsi="宋体" w:eastAsia="宋体"/>
                 <w:b w:val="0"/>
-                <w:sz w:val="20"/>
-              </w:rPr>
-            </w:r>
-            <w:r>
-              <w:rPr>
-                <w:rFonts w:ascii="宋体" w:hAnsi="宋体" w:eastAsia="宋体"/>
-                <w:b/>
-                <w:color w:val="1F4E79"/>
-                <w:sz w:val="20"/>
-              </w:rPr>
-              <w:t xml:space="preserve">• </w:t>
-            </w:r>
-            <w:r>
-              <w:rPr>
-                <w:rFonts w:ascii="宋体" w:hAnsi="宋体" w:eastAsia="宋体"/>
-                <w:b/>
-                <w:sz w:val="20"/>
-              </w:rPr>
-              <w:t>2 YOLOv8s 检测：</w:t>
-            </w:r>
+                <w:color w:val="666666"/>
+                <w:sz w:val="17"/>
+              </w:rPr>
+              <w:t>图2  capital-gain 偏态与 log1p 变换前后对比</w:t>
+            </w:r>
+          </w:p>
+          <w:p>
+            <w:pPr>
+              <w:jc w:val="center"/>
+            </w:pPr>
+            <w:r>
+              <w:drawing>
+                <wp:inline xmlns:a="http://schemas.openxmlformats.org/drawingml/2006/main" xmlns:pic="http://schemas.openxmlformats.org/drawingml/2006/picture">
+                  <wp:extent cx="4480560" cy="1529862"/>
+                  <wp:docPr id="2" name="Picture 2"/>
+                  <wp:cNvGraphicFramePr>
+                    <a:graphicFrameLocks noChangeAspect="1"/>
+                  </wp:cNvGraphicFramePr>
+                  <a:graphic>
+                    <a:graphicData uri="http://schemas.openxmlformats.org/drawingml/2006/picture">
+                      <pic:pic>
+                        <pic:nvPicPr>
+                          <pic:cNvPr id="0" name="p4_capital_gain_skew.png"/>
+                          <pic:cNvPicPr/>
+                        </pic:nvPicPr>
+                        <pic:blipFill>
+                          <a:blip r:embed="rId11"/>
+                          <a:stretch>
+                            <a:fillRect/>
+                          </a:stretch>
+                        </pic:blipFill>
+                        <pic:spPr>
+                          <a:xfrm>
+                            <a:off x="0" y="0"/>
+                            <a:ext cx="4480560" cy="1529862"/>
+                          </a:xfrm>
+                          <a:prstGeom prst="rect"/>
+                        </pic:spPr>
+                      </pic:pic>
+                    </a:graphicData>
+                  </a:graphic>
+                </wp:inline>
+              </w:drawing>
+            </w:r>
+          </w:p>
+          <w:p>
+            <w:pPr>
+              <w:jc w:val="center"/>
+            </w:pPr>
             <w:r>
               <w:rPr>
                 <w:rFonts w:ascii="宋体" w:hAnsi="宋体" w:eastAsia="宋体"/>
                 <w:b w:val="0"/>
-                <w:sz w:val="20"/>
-              </w:rPr>
-              <w:t>主模型，对比更大容量模型的 Precision、Recall 和 mAP。</w:t>
-            </w:r>
-          </w:p>
-          <w:p>
-            <w:pPr>
-              <w:spacing w:before="0" w:after="40" w:line="264" w:lineRule="auto"/>
+                <w:color w:val="666666"/>
+                <w:sz w:val="17"/>
+              </w:rPr>
+              <w:t>图3  workclass 类别计数（缺失填 Unknown）</w:t>
+            </w:r>
+          </w:p>
+          <w:p>
+            <w:pPr>
+              <w:jc w:val="center"/>
+            </w:pPr>
+            <w:r>
+              <w:drawing>
+                <wp:inline xmlns:a="http://schemas.openxmlformats.org/drawingml/2006/main" xmlns:pic="http://schemas.openxmlformats.org/drawingml/2006/picture">
+                  <wp:extent cx="4480560" cy="2073095"/>
+                  <wp:docPr id="3" name="Picture 3"/>
+                  <wp:cNvGraphicFramePr>
+                    <a:graphicFrameLocks noChangeAspect="1"/>
+                  </wp:cNvGraphicFramePr>
+                  <a:graphic>
+                    <a:graphicData uri="http://schemas.openxmlformats.org/drawingml/2006/picture">
+                      <pic:pic>
+                        <pic:nvPicPr>
+                          <pic:cNvPr id="0" name="p5_workclass_counts.png"/>
+                          <pic:cNvPicPr/>
+                        </pic:nvPicPr>
+                        <pic:blipFill>
+                          <a:blip r:embed="rId12"/>
+                          <a:stretch>
+                            <a:fillRect/>
+                          </a:stretch>
+                        </pic:blipFill>
+                        <pic:spPr>
+                          <a:xfrm>
+                            <a:off x="0" y="0"/>
+                            <a:ext cx="4480560" cy="2073095"/>
+                          </a:xfrm>
+                          <a:prstGeom prst="rect"/>
+                        </pic:spPr>
+                      </pic:pic>
+                    </a:graphicData>
+                  </a:graphic>
+                </wp:inline>
+              </w:drawing>
+            </w:r>
+          </w:p>
+          <w:p>
+            <w:pPr>
+              <w:jc w:val="center"/>
             </w:pPr>
             <w:r>
               <w:rPr>
                 <w:rFonts w:ascii="宋体" w:hAnsi="宋体" w:eastAsia="宋体"/>
                 <w:b w:val="0"/>
-                <w:sz w:val="20"/>
-              </w:rPr>
-            </w:r>
-            <w:r>
-              <w:rPr>
-                <w:rFonts w:ascii="宋体" w:hAnsi="宋体" w:eastAsia="宋体"/>
-                <w:b/>
-                <w:color w:val="1F4E79"/>
-                <w:sz w:val="20"/>
-              </w:rPr>
-              <w:t xml:space="preserve">• </w:t>
-            </w:r>
-            <w:r>
-              <w:rPr>
-                <w:rFonts w:ascii="宋体" w:hAnsi="宋体" w:eastAsia="宋体"/>
-                <w:b/>
-                <w:sz w:val="20"/>
-              </w:rPr>
-              <w:t>3 ByteTrack 跟踪：</w:t>
-            </w:r>
+                <w:color w:val="666666"/>
+                <w:sz w:val="17"/>
+              </w:rPr>
+              <w:t>图4  教育年限与高收入比例（强单调关系）</w:t>
+            </w:r>
+          </w:p>
+          <w:p>
+            <w:pPr>
+              <w:jc w:val="center"/>
+            </w:pPr>
+            <w:r>
+              <w:drawing>
+                <wp:inline xmlns:a="http://schemas.openxmlformats.org/drawingml/2006/main" xmlns:pic="http://schemas.openxmlformats.org/drawingml/2006/picture">
+                  <wp:extent cx="4480560" cy="2062480"/>
+                  <wp:docPr id="4" name="Picture 4"/>
+                  <wp:cNvGraphicFramePr>
+                    <a:graphicFrameLocks noChangeAspect="1"/>
+                  </wp:cNvGraphicFramePr>
+                  <a:graphic>
+                    <a:graphicData uri="http://schemas.openxmlformats.org/drawingml/2006/picture">
+                      <pic:pic>
+                        <pic:nvPicPr>
+                          <pic:cNvPr id="0" name="p6_education_income.png"/>
+                          <pic:cNvPicPr/>
+                        </pic:nvPicPr>
+                        <pic:blipFill>
+                          <a:blip r:embed="rId13"/>
+                          <a:stretch>
+                            <a:fillRect/>
+                          </a:stretch>
+                        </pic:blipFill>
+                        <pic:spPr>
+                          <a:xfrm>
+                            <a:off x="0" y="0"/>
+                            <a:ext cx="4480560" cy="2062480"/>
+                          </a:xfrm>
+                          <a:prstGeom prst="rect"/>
+                        </pic:spPr>
+                      </pic:pic>
+                    </a:graphicData>
+                  </a:graphic>
+                </wp:inline>
+              </w:drawing>
+            </w:r>
+          </w:p>
+          <w:p>
+            <w:pPr>
+              <w:jc w:val="center"/>
+            </w:pPr>
             <w:r>
               <w:rPr>
                 <w:rFonts w:ascii="宋体" w:hAnsi="宋体" w:eastAsia="宋体"/>
                 <w:b w:val="0"/>
-                <w:sz w:val="20"/>
-              </w:rPr>
-              <w:t>利用检测框轨迹关联生成稳定 track_id；不做额外梯度训练，以连续命中门限验证。</w:t>
-            </w:r>
-          </w:p>
-          <w:p>
-            <w:pPr>
-              <w:spacing w:before="0" w:after="40" w:line="264" w:lineRule="auto"/>
+                <w:color w:val="666666"/>
+                <w:sz w:val="17"/>
+              </w:rPr>
+              <w:t>图5  目标类别不平衡（约 3:1）</w:t>
+            </w:r>
+          </w:p>
+          <w:p>
+            <w:pPr>
+              <w:jc w:val="center"/>
+            </w:pPr>
+            <w:r>
+              <w:drawing>
+                <wp:inline xmlns:a="http://schemas.openxmlformats.org/drawingml/2006/main" xmlns:pic="http://schemas.openxmlformats.org/drawingml/2006/picture">
+                  <wp:extent cx="4480560" cy="2887472"/>
+                  <wp:docPr id="5" name="Picture 5"/>
+                  <wp:cNvGraphicFramePr>
+                    <a:graphicFrameLocks noChangeAspect="1"/>
+                  </wp:cNvGraphicFramePr>
+                  <a:graphic>
+                    <a:graphicData uri="http://schemas.openxmlformats.org/drawingml/2006/picture">
+                      <pic:pic>
+                        <pic:nvPicPr>
+                          <pic:cNvPr id="0" name="p7_class_balance.png"/>
+                          <pic:cNvPicPr/>
+                        </pic:nvPicPr>
+                        <pic:blipFill>
+                          <a:blip r:embed="rId14"/>
+                          <a:stretch>
+                            <a:fillRect/>
+                          </a:stretch>
+                        </pic:blipFill>
+                        <pic:spPr>
+                          <a:xfrm>
+                            <a:off x="0" y="0"/>
+                            <a:ext cx="4480560" cy="2887472"/>
+                          </a:xfrm>
+                          <a:prstGeom prst="rect"/>
+                        </pic:spPr>
+                      </pic:pic>
+                    </a:graphicData>
+                  </a:graphic>
+                </wp:inline>
+              </w:drawing>
+            </w:r>
+          </w:p>
+          <w:p>
+            <w:pPr>
+              <w:jc w:val="center"/>
             </w:pPr>
             <w:r>
               <w:rPr>
                 <w:rFonts w:ascii="宋体" w:hAnsi="宋体" w:eastAsia="宋体"/>
                 <w:b w:val="0"/>
-                <w:sz w:val="20"/>
-              </w:rPr>
-            </w:r>
-            <w:r>
-              <w:rPr>
-                <w:rFonts w:ascii="宋体" w:hAnsi="宋体" w:eastAsia="宋体"/>
-                <w:b/>
-                <w:color w:val="1F4E79"/>
-                <w:sz w:val="20"/>
-              </w:rPr>
-              <w:t xml:space="preserve">• </w:t>
-            </w:r>
-            <w:r>
-              <w:rPr>
-                <w:rFonts w:ascii="宋体" w:hAnsi="宋体" w:eastAsia="宋体"/>
-                <w:b/>
-                <w:sz w:val="20"/>
-              </w:rPr>
-              <w:t>4 PPE 空间关联：</w:t>
-            </w:r>
+                <w:color w:val="666666"/>
+                <w:sz w:val="17"/>
+              </w:rPr>
+              <w:t>图6  年龄分布按收入分组</w:t>
+            </w:r>
+          </w:p>
+          <w:p>
+            <w:pPr>
+              <w:jc w:val="center"/>
+            </w:pPr>
+            <w:r>
+              <w:drawing>
+                <wp:inline xmlns:a="http://schemas.openxmlformats.org/drawingml/2006/main" xmlns:pic="http://schemas.openxmlformats.org/drawingml/2006/picture">
+                  <wp:extent cx="4480560" cy="2062480"/>
+                  <wp:docPr id="6" name="Picture 6"/>
+                  <wp:cNvGraphicFramePr>
+                    <a:graphicFrameLocks noChangeAspect="1"/>
+                  </wp:cNvGraphicFramePr>
+                  <a:graphic>
+                    <a:graphicData uri="http://schemas.openxmlformats.org/drawingml/2006/picture">
+                      <pic:pic>
+                        <pic:nvPicPr>
+                          <pic:cNvPr id="0" name="p2_age_distribution.png"/>
+                          <pic:cNvPicPr/>
+                        </pic:nvPicPr>
+                        <pic:blipFill>
+                          <a:blip r:embed="rId15"/>
+                          <a:stretch>
+                            <a:fillRect/>
+                          </a:stretch>
+                        </pic:blipFill>
+                        <pic:spPr>
+                          <a:xfrm>
+                            <a:off x="0" y="0"/>
+                            <a:ext cx="4480560" cy="2062480"/>
+                          </a:xfrm>
+                          <a:prstGeom prst="rect"/>
+                        </pic:spPr>
+                      </pic:pic>
+                    </a:graphicData>
+                  </a:graphic>
+                </wp:inline>
+              </w:drawing>
+            </w:r>
+          </w:p>
+          <w:p>
+            <w:pPr>
+              <w:jc w:val="center"/>
+            </w:pPr>
             <w:r>
               <w:rPr>
                 <w:rFonts w:ascii="宋体" w:hAnsi="宋体" w:eastAsia="宋体"/>
                 <w:b w:val="0"/>
-                <w:sz w:val="20"/>
-              </w:rPr>
-              <w:t>以人员框与 PPE 框的 IoU/中心点包含关系进行安全帽和背心归属。</w:t>
-            </w:r>
-          </w:p>
-          <w:p>
-            <w:pPr>
-              <w:spacing w:before="0" w:after="40" w:line="264" w:lineRule="auto"/>
-            </w:pPr>
-            <w:r>
-              <w:rPr>
-                <w:rFonts w:ascii="宋体" w:hAnsi="宋体" w:eastAsia="宋体"/>
-                <w:b w:val="0"/>
-                <w:sz w:val="20"/>
-              </w:rPr>
-            </w:r>
-            <w:r>
-              <w:rPr>
-                <w:rFonts w:ascii="宋体" w:hAnsi="宋体" w:eastAsia="宋体"/>
-                <w:b/>
-                <w:color w:val="1F4E79"/>
-                <w:sz w:val="20"/>
-              </w:rPr>
-              <w:t xml:space="preserve">• </w:t>
-            </w:r>
-            <w:r>
-              <w:rPr>
-                <w:rFonts w:ascii="宋体" w:hAnsi="宋体" w:eastAsia="宋体"/>
-                <w:b/>
-                <w:sz w:val="20"/>
-              </w:rPr>
-              <w:t>5 危险区多边形判断：</w:t>
-            </w:r>
-            <w:r>
-              <w:rPr>
-                <w:rFonts w:ascii="宋体" w:hAnsi="宋体" w:eastAsia="宋体"/>
-                <w:b w:val="0"/>
-                <w:sz w:val="20"/>
-              </w:rPr>
-              <w:t>取人员脚底中心点，使用点在多边形内规则判断 intrusion。</w:t>
-            </w:r>
-          </w:p>
-          <w:p>
-            <w:pPr>
-              <w:spacing w:before="0" w:after="40" w:line="264" w:lineRule="auto"/>
-            </w:pPr>
-            <w:r>
-              <w:rPr>
-                <w:rFonts w:ascii="宋体" w:hAnsi="宋体" w:eastAsia="宋体"/>
-                <w:b w:val="0"/>
-                <w:sz w:val="20"/>
-              </w:rPr>
-            </w:r>
-            <w:r>
-              <w:rPr>
-                <w:rFonts w:ascii="宋体" w:hAnsi="宋体" w:eastAsia="宋体"/>
-                <w:b/>
-                <w:color w:val="1F4E79"/>
-                <w:sz w:val="20"/>
-              </w:rPr>
-              <w:t xml:space="preserve">• </w:t>
-            </w:r>
-            <w:r>
-              <w:rPr>
-                <w:rFonts w:ascii="宋体" w:hAnsi="宋体" w:eastAsia="宋体"/>
-                <w:b/>
-                <w:sz w:val="20"/>
-              </w:rPr>
-              <w:t>6 时间确认与冷却：</w:t>
-            </w:r>
-            <w:r>
-              <w:rPr>
-                <w:rFonts w:ascii="宋体" w:hAnsi="宋体" w:eastAsia="宋体"/>
-                <w:b w:val="0"/>
-                <w:sz w:val="20"/>
-              </w:rPr>
-              <w:t>连续 3 帧确认，同一人员同一规则 10 秒冷却；用回归视频验证误报和重复告警。</w:t>
+                <w:color w:val="666666"/>
+                <w:sz w:val="17"/>
+              </w:rPr>
+              <w:t>图7  周工作时长分布</w:t>
+            </w:r>
+          </w:p>
+          <w:p>
+            <w:pPr>
+              <w:jc w:val="center"/>
+            </w:pPr>
+            <w:r>
+              <w:drawing>
+                <wp:inline xmlns:a="http://schemas.openxmlformats.org/drawingml/2006/main" xmlns:pic="http://schemas.openxmlformats.org/drawingml/2006/picture">
+                  <wp:extent cx="4480560" cy="2062480"/>
+                  <wp:docPr id="7" name="Picture 7"/>
+                  <wp:cNvGraphicFramePr>
+                    <a:graphicFrameLocks noChangeAspect="1"/>
+                  </wp:cNvGraphicFramePr>
+                  <a:graphic>
+                    <a:graphicData uri="http://schemas.openxmlformats.org/drawingml/2006/picture">
+                      <pic:pic>
+                        <pic:nvPicPr>
+                          <pic:cNvPr id="0" name="p3_hours_distribution.png"/>
+                          <pic:cNvPicPr/>
+                        </pic:nvPicPr>
+                        <pic:blipFill>
+                          <a:blip r:embed="rId16"/>
+                          <a:stretch>
+                            <a:fillRect/>
+                          </a:stretch>
+                        </pic:blipFill>
+                        <pic:spPr>
+                          <a:xfrm>
+                            <a:off x="0" y="0"/>
+                            <a:ext cx="4480560" cy="2062480"/>
+                          </a:xfrm>
+                          <a:prstGeom prst="rect"/>
+                        </pic:spPr>
+                      </pic:pic>
+                    </a:graphicData>
+                  </a:graphic>
+                </wp:inline>
+              </w:drawing>
             </w:r>
           </w:p>
           <w:p>
@@ -1021,12 +1170,6 @@
                 <w:tcPr>
                   <w:tcW w:type="dxa" w:w="4357"/>
                   <w:shd w:fill="1F4E79"/>
-                  <w:tcMar>
-                    <w:top w:w="70" w:type="dxa"/>
-                    <w:start w:w="80" w:type="dxa"/>
-                    <w:bottom w:w="70" w:type="dxa"/>
-                    <w:end w:w="80" w:type="dxa"/>
-                  </w:tcMar>
                 </w:tcPr>
                 <w:p>
                   <w:pPr>
@@ -1047,12 +1190,6 @@
                 <w:tcPr>
                   <w:tcW w:type="dxa" w:w="4357"/>
                   <w:shd w:fill="1F4E79"/>
-                  <w:tcMar>
-                    <w:top w:w="70" w:type="dxa"/>
-                    <w:start w:w="80" w:type="dxa"/>
-                    <w:bottom w:w="70" w:type="dxa"/>
-                    <w:end w:w="80" w:type="dxa"/>
-                  </w:tcMar>
                 </w:tcPr>
                 <w:p>
                   <w:pPr>
@@ -1074,12 +1211,6 @@
               <w:tc>
                 <w:tcPr>
                   <w:tcW w:type="dxa" w:w="4357"/>
-                  <w:tcMar>
-                    <w:top w:w="65" w:type="dxa"/>
-                    <w:start w:w="75" w:type="dxa"/>
-                    <w:bottom w:w="65" w:type="dxa"/>
-                    <w:end w:w="75" w:type="dxa"/>
-                  </w:tcMar>
                 </w:tcPr>
                 <w:p>
                   <w:pPr>
@@ -1091,19 +1222,13 @@
                       <w:b w:val="0"/>
                       <w:sz w:val="16"/>
                     </w:rPr>
-                    <w:t>1 环境检查</w:t>
+                    <w:t>1 数据获取</w:t>
                   </w:r>
                 </w:p>
               </w:tc>
               <w:tc>
                 <w:tcPr>
                   <w:tcW w:type="dxa" w:w="4357"/>
-                  <w:tcMar>
-                    <w:top w:w="65" w:type="dxa"/>
-                    <w:start w:w="75" w:type="dxa"/>
-                    <w:bottom w:w="65" w:type="dxa"/>
-                    <w:end w:w="75" w:type="dxa"/>
-                  </w:tcMar>
                 </w:tcPr>
                 <w:p>
                   <w:pPr>
@@ -1115,7 +1240,7 @@
                       <w:b w:val="0"/>
                       <w:sz w:val="16"/>
                     </w:rPr>
-                    <w:t>运行 `python scripts/check_environment.py`，确认 CUDA、Ultralytics、模型路径和目录权限。</w:t>
+                    <w:t>运行 run_adult_ml.py 从 UCI 归档下载 adult.data/adult.test 并缓存到 data/experiment3/，直连失败自动切换代理重试。</w:t>
                   </w:r>
                 </w:p>
               </w:tc>
@@ -1124,12 +1249,6 @@
               <w:tc>
                 <w:tcPr>
                   <w:tcW w:type="dxa" w:w="4357"/>
-                  <w:tcMar>
-                    <w:top w:w="65" w:type="dxa"/>
-                    <w:start w:w="75" w:type="dxa"/>
-                    <w:bottom w:w="65" w:type="dxa"/>
-                    <w:end w:w="75" w:type="dxa"/>
-                  </w:tcMar>
                   <w:shd w:fill="F3F6F9"/>
                 </w:tcPr>
                 <w:p>
@@ -1142,19 +1261,13 @@
                       <w:b w:val="0"/>
                       <w:sz w:val="16"/>
                     </w:rPr>
-                    <w:t>2 数据预处理</w:t>
+                    <w:t>2 清洗与缺失值</w:t>
                   </w:r>
                 </w:p>
               </w:tc>
               <w:tc>
                 <w:tcPr>
                   <w:tcW w:type="dxa" w:w="4357"/>
-                  <w:tcMar>
-                    <w:top w:w="65" w:type="dxa"/>
-                    <w:start w:w="75" w:type="dxa"/>
-                    <w:bottom w:w="65" w:type="dxa"/>
-                    <w:end w:w="75" w:type="dxa"/>
-                  </w:tcMar>
                   <w:shd w:fill="F3F6F9"/>
                 </w:tcPr>
                 <w:p>
@@ -1167,7 +1280,7 @@
                       <w:b w:val="0"/>
                       <w:sz w:val="16"/>
                     </w:rPr>
-                    <w:t>执行数据下载、标签转换、SHA256 去重和 `validate_dataset.py`；将类别压缩为 person/helmet/vest。</w:t>
+                    <w:t>解析 ? 为 NaN；去重；剔除冗余列 fnlwgt/education；三列缺失填 Unknown。</w:t>
                   </w:r>
                 </w:p>
               </w:tc>
@@ -1176,12 +1289,6 @@
               <w:tc>
                 <w:tcPr>
                   <w:tcW w:type="dxa" w:w="4357"/>
-                  <w:tcMar>
-                    <w:top w:w="65" w:type="dxa"/>
-                    <w:start w:w="75" w:type="dxa"/>
-                    <w:bottom w:w="65" w:type="dxa"/>
-                    <w:end w:w="75" w:type="dxa"/>
-                  </w:tcMar>
                 </w:tcPr>
                 <w:p>
                   <w:pPr>
@@ -1193,19 +1300,13 @@
                       <w:b w:val="0"/>
                       <w:sz w:val="16"/>
                     </w:rPr>
-                    <w:t>3 模型训练</w:t>
+                    <w:t>3 特征工程</w:t>
                   </w:r>
                 </w:p>
               </w:tc>
               <w:tc>
                 <w:tcPr>
                   <w:tcW w:type="dxa" w:w="4357"/>
-                  <w:tcMar>
-                    <w:top w:w="65" w:type="dxa"/>
-                    <w:start w:w="75" w:type="dxa"/>
-                    <w:bottom w:w="65" w:type="dxa"/>
-                    <w:end w:w="75" w:type="dxa"/>
-                  </w:tcMar>
                 </w:tcPr>
                 <w:p>
                   <w:pPr>
@@ -1217,7 +1318,7 @@
                       <w:b w:val="0"/>
                       <w:sz w:val="16"/>
                     </w:rPr>
-                    <w:t>先运行 YOLOv8n/YOLOv8s smoke，再进行 Expanded PPE、Kaggle 合并集和 hard-case 精调；每次保存权重、参数和 results.csv。</w:t>
+                    <w:t>log1p 金额列并派生二值特征；工时四段离散化；One-Hot 编码得 98 维；标准化供尺度敏感模型使用。</w:t>
                   </w:r>
                 </w:p>
               </w:tc>
@@ -1226,12 +1327,6 @@
               <w:tc>
                 <w:tcPr>
                   <w:tcW w:type="dxa" w:w="4357"/>
-                  <w:tcMar>
-                    <w:top w:w="65" w:type="dxa"/>
-                    <w:start w:w="75" w:type="dxa"/>
-                    <w:bottom w:w="65" w:type="dxa"/>
-                    <w:end w:w="75" w:type="dxa"/>
-                  </w:tcMar>
                   <w:shd w:fill="F3F6F9"/>
                 </w:tcPr>
                 <w:p>
@@ -1244,19 +1339,13 @@
                       <w:b w:val="0"/>
                       <w:sz w:val="16"/>
                     </w:rPr>
-                    <w:t>4 评估与对比</w:t>
+                    <w:t>4 算法训练</w:t>
                   </w:r>
                 </w:p>
               </w:tc>
               <w:tc>
                 <w:tcPr>
                   <w:tcW w:type="dxa" w:w="4357"/>
-                  <w:tcMar>
-                    <w:top w:w="65" w:type="dxa"/>
-                    <w:start w:w="75" w:type="dxa"/>
-                    <w:bottom w:w="65" w:type="dxa"/>
-                    <w:end w:w="75" w:type="dxa"/>
-                  </w:tcMar>
                   <w:shd w:fill="F3F6F9"/>
                 </w:tcPr>
                 <w:p>
@@ -1269,7 +1358,7 @@
                       <w:b w:val="0"/>
                       <w:sz w:val="16"/>
                     </w:rPr>
-                    <w:t>运行 `evaluate_yolo.py` 生成 JSON 指标；运行 `evaluate_demo_set.py` 和 `evaluate_video_cases.py` 检查已知图片/视频回归。</w:t>
+                    <w:t>依次训练逻辑回归、决策树、随机森林、SVC-RBF、KNN(K=21)、朴素贝叶斯与 K-Means(k=2)，共 7 种。</w:t>
                   </w:r>
                 </w:p>
               </w:tc>
@@ -1278,12 +1367,6 @@
               <w:tc>
                 <w:tcPr>
                   <w:tcW w:type="dxa" w:w="4357"/>
-                  <w:tcMar>
-                    <w:top w:w="65" w:type="dxa"/>
-                    <w:start w:w="75" w:type="dxa"/>
-                    <w:bottom w:w="65" w:type="dxa"/>
-                    <w:end w:w="75" w:type="dxa"/>
-                  </w:tcMar>
                 </w:tcPr>
                 <w:p>
                   <w:pPr>
@@ -1295,19 +1378,13 @@
                       <w:b w:val="0"/>
                       <w:sz w:val="16"/>
                     </w:rPr>
-                    <w:t>5 服务推理</w:t>
+                    <w:t>5 模型评估</w:t>
                   </w:r>
                 </w:p>
               </w:tc>
               <w:tc>
                 <w:tcPr>
                   <w:tcW w:type="dxa" w:w="4357"/>
-                  <w:tcMar>
-                    <w:top w:w="65" w:type="dxa"/>
-                    <w:start w:w="75" w:type="dxa"/>
-                    <w:bottom w:w="65" w:type="dxa"/>
-                    <w:end w:w="75" w:type="dxa"/>
-                  </w:tcMar>
                 </w:tcPr>
                 <w:p>
                   <w:pPr>
@@ -1319,7 +1396,7 @@
                       <w:b w:val="0"/>
                       <w:sz w:val="16"/>
                     </w:rPr>
-                    <w:t>启动 FastAPI，登录 admin/admin123，上传图片或 MP4；前端展示标注图、检测统计、事件证据和任务进度。</w:t>
+                    <w:t>官方 test 划分上计算准确率、精确率、召回率、F1，分类器另计 ROC-AUC，聚类另计 ARI 与轮廓系数。</w:t>
                   </w:r>
                 </w:p>
               </w:tc>
@@ -1328,12 +1405,6 @@
               <w:tc>
                 <w:tcPr>
                   <w:tcW w:type="dxa" w:w="4357"/>
-                  <w:tcMar>
-                    <w:top w:w="65" w:type="dxa"/>
-                    <w:start w:w="75" w:type="dxa"/>
-                    <w:bottom w:w="65" w:type="dxa"/>
-                    <w:end w:w="75" w:type="dxa"/>
-                  </w:tcMar>
                   <w:shd w:fill="F3F6F9"/>
                 </w:tcPr>
                 <w:p>
@@ -1346,19 +1417,13 @@
                       <w:b w:val="0"/>
                       <w:sz w:val="16"/>
                     </w:rPr>
-                    <w:t>6 E8 门禁</w:t>
+                    <w:t>6 可视化对比</w:t>
                   </w:r>
                 </w:p>
               </w:tc>
               <w:tc>
                 <w:tcPr>
                   <w:tcW w:type="dxa" w:w="4357"/>
-                  <w:tcMar>
-                    <w:top w:w="65" w:type="dxa"/>
-                    <w:start w:w="75" w:type="dxa"/>
-                    <w:bottom w:w="65" w:type="dxa"/>
-                    <w:end w:w="75" w:type="dxa"/>
-                  </w:tcMar>
                   <w:shd w:fill="F3F6F9"/>
                 </w:tcPr>
                 <w:p>
@@ -1371,17 +1436,13 @@
                       <w:b w:val="0"/>
                       <w:sz w:val="16"/>
                     </w:rPr>
-                    <w:t>E8 完成 30/30 轮后按 test、hard-case、demo、video 顺序自动验收。E8 Recall 上升但 Precision、F1、mAP@0.5 下降，故保留 E7 部署。</w:t>
+                    <w:t>输出指标对比柱状图、ROC 曲线、K-Means 肘部图、混淆矩阵与特征重要性图，全部指标落盘 metrics.json。</w:t>
                   </w:r>
                 </w:p>
               </w:tc>
             </w:tr>
           </w:tbl>
-          <w:p>
-            <w:pPr>
-              <w:spacing w:after="60"/>
-            </w:pPr>
-          </w:p>
+          <w:p/>
           <w:p>
             <w:pPr>
               <w:jc w:val="center"/>
@@ -1393,7 +1454,7 @@
                 <w:color w:val="666666"/>
                 <w:sz w:val="17"/>
               </w:rPr>
-              <w:t>图1  系统图片检测工作台运行截图</w:t>
+              <w:t>图8  实验运行截图（控制台输出，完整日志见 run_log.txt）</w:t>
             </w:r>
           </w:p>
           <w:p>
@@ -1403,8 +1464,8 @@
             <w:r>
               <w:drawing>
                 <wp:inline xmlns:a="http://schemas.openxmlformats.org/drawingml/2006/main" xmlns:pic="http://schemas.openxmlformats.org/drawingml/2006/picture">
-                  <wp:extent cx="5166360" cy="3082328"/>
-                  <wp:docPr id="1" name="Picture 1"/>
+                  <wp:extent cx="5303520" cy="2597642"/>
+                  <wp:docPr id="8" name="Picture 8"/>
                   <wp:cNvGraphicFramePr>
                     <a:graphicFrameLocks noChangeAspect="1"/>
                   </wp:cNvGraphicFramePr>
@@ -1412,11 +1473,11 @@
                     <a:graphicData uri="http://schemas.openxmlformats.org/drawingml/2006/picture">
                       <pic:pic>
                         <pic:nvPicPr>
-                          <pic:cNvPr id="0" name="image-result.png"/>
+                          <pic:cNvPr id="0" name="r1_console_output.png"/>
                           <pic:cNvPicPr/>
                         </pic:nvPicPr>
                         <pic:blipFill>
-                          <a:blip r:embed="rId10"/>
+                          <a:blip r:embed="rId17"/>
                           <a:stretch>
                             <a:fillRect/>
                           </a:stretch>
@@ -1424,7 +1485,7 @@
                         <pic:spPr>
                           <a:xfrm>
                             <a:off x="0" y="0"/>
-                            <a:ext cx="5166360" cy="3082328"/>
+                            <a:ext cx="5303520" cy="2597642"/>
                           </a:xfrm>
                           <a:prstGeom prst="rect"/>
                         </pic:spPr>
@@ -1435,6 +1496,1083 @@
               </w:drawing>
             </w:r>
           </w:p>
+          <w:tbl>
+            <w:tblPr>
+              <w:tblStyle w:val="ac"/>
+              <w:tblW w:type="auto" w:w="0"/>
+              <w:tblLayout w:type="autofit"/>
+              <w:tblLook w:firstColumn="1" w:firstRow="1" w:lastColumn="0" w:lastRow="0" w:noHBand="0" w:noVBand="1" w:val="04A0"/>
+            </w:tblPr>
+            <w:tblGrid>
+              <w:gridCol w:w="1245"/>
+              <w:gridCol w:w="1245"/>
+              <w:gridCol w:w="1245"/>
+              <w:gridCol w:w="1245"/>
+              <w:gridCol w:w="1245"/>
+              <w:gridCol w:w="1245"/>
+              <w:gridCol w:w="1245"/>
+            </w:tblGrid>
+            <w:tr>
+              <w:tc>
+                <w:tcPr>
+                  <w:tcW w:type="dxa" w:w="1245"/>
+                  <w:shd w:fill="1F4E79"/>
+                </w:tcPr>
+                <w:p>
+                  <w:pPr>
+                    <w:jc w:val="center"/>
+                  </w:pPr>
+                  <w:r>
+                    <w:rPr>
+                      <w:rFonts w:ascii="宋体" w:hAnsi="宋体" w:eastAsia="宋体"/>
+                      <w:b/>
+                      <w:color w:val="FFFFFF"/>
+                      <w:sz w:val="15"/>
+                    </w:rPr>
+                    <w:t>算法</w:t>
+                  </w:r>
+                </w:p>
+              </w:tc>
+              <w:tc>
+                <w:tcPr>
+                  <w:tcW w:type="dxa" w:w="1245"/>
+                  <w:shd w:fill="1F4E79"/>
+                </w:tcPr>
+                <w:p>
+                  <w:pPr>
+                    <w:jc w:val="center"/>
+                  </w:pPr>
+                  <w:r>
+                    <w:rPr>
+                      <w:rFonts w:ascii="宋体" w:hAnsi="宋体" w:eastAsia="宋体"/>
+                      <w:b/>
+                      <w:color w:val="FFFFFF"/>
+                      <w:sz w:val="15"/>
+                    </w:rPr>
+                    <w:t>准确率</w:t>
+                  </w:r>
+                </w:p>
+              </w:tc>
+              <w:tc>
+                <w:tcPr>
+                  <w:tcW w:type="dxa" w:w="1245"/>
+                  <w:shd w:fill="1F4E79"/>
+                </w:tcPr>
+                <w:p>
+                  <w:pPr>
+                    <w:jc w:val="center"/>
+                  </w:pPr>
+                  <w:r>
+                    <w:rPr>
+                      <w:rFonts w:ascii="宋体" w:hAnsi="宋体" w:eastAsia="宋体"/>
+                      <w:b/>
+                      <w:color w:val="FFFFFF"/>
+                      <w:sz w:val="15"/>
+                    </w:rPr>
+                    <w:t>精确率</w:t>
+                  </w:r>
+                </w:p>
+              </w:tc>
+              <w:tc>
+                <w:tcPr>
+                  <w:tcW w:type="dxa" w:w="1245"/>
+                  <w:shd w:fill="1F4E79"/>
+                </w:tcPr>
+                <w:p>
+                  <w:pPr>
+                    <w:jc w:val="center"/>
+                  </w:pPr>
+                  <w:r>
+                    <w:rPr>
+                      <w:rFonts w:ascii="宋体" w:hAnsi="宋体" w:eastAsia="宋体"/>
+                      <w:b/>
+                      <w:color w:val="FFFFFF"/>
+                      <w:sz w:val="15"/>
+                    </w:rPr>
+                    <w:t>召回率</w:t>
+                  </w:r>
+                </w:p>
+              </w:tc>
+              <w:tc>
+                <w:tcPr>
+                  <w:tcW w:type="dxa" w:w="1245"/>
+                  <w:shd w:fill="1F4E79"/>
+                </w:tcPr>
+                <w:p>
+                  <w:pPr>
+                    <w:jc w:val="center"/>
+                  </w:pPr>
+                  <w:r>
+                    <w:rPr>
+                      <w:rFonts w:ascii="宋体" w:hAnsi="宋体" w:eastAsia="宋体"/>
+                      <w:b/>
+                      <w:color w:val="FFFFFF"/>
+                      <w:sz w:val="15"/>
+                    </w:rPr>
+                    <w:t>F1</w:t>
+                  </w:r>
+                </w:p>
+              </w:tc>
+              <w:tc>
+                <w:tcPr>
+                  <w:tcW w:type="dxa" w:w="1245"/>
+                  <w:shd w:fill="1F4E79"/>
+                </w:tcPr>
+                <w:p>
+                  <w:pPr>
+                    <w:jc w:val="center"/>
+                  </w:pPr>
+                  <w:r>
+                    <w:rPr>
+                      <w:rFonts w:ascii="宋体" w:hAnsi="宋体" w:eastAsia="宋体"/>
+                      <w:b/>
+                      <w:color w:val="FFFFFF"/>
+                      <w:sz w:val="15"/>
+                    </w:rPr>
+                    <w:t>ROC-AUC</w:t>
+                  </w:r>
+                </w:p>
+              </w:tc>
+              <w:tc>
+                <w:tcPr>
+                  <w:tcW w:type="dxa" w:w="1245"/>
+                  <w:shd w:fill="1F4E79"/>
+                </w:tcPr>
+                <w:p>
+                  <w:pPr>
+                    <w:jc w:val="center"/>
+                  </w:pPr>
+                  <w:r>
+                    <w:rPr>
+                      <w:rFonts w:ascii="宋体" w:hAnsi="宋体" w:eastAsia="宋体"/>
+                      <w:b/>
+                      <w:color w:val="FFFFFF"/>
+                      <w:sz w:val="15"/>
+                    </w:rPr>
+                    <w:t>训练耗时(s)</w:t>
+                  </w:r>
+                </w:p>
+              </w:tc>
+            </w:tr>
+            <w:tr>
+              <w:tc>
+                <w:tcPr>
+                  <w:tcW w:type="dxa" w:w="1245"/>
+                </w:tcPr>
+                <w:p>
+                  <w:pPr>
+                    <w:jc w:val="left"/>
+                  </w:pPr>
+                  <w:r>
+                    <w:rPr>
+                      <w:rFonts w:ascii="宋体" w:hAnsi="宋体" w:eastAsia="宋体"/>
+                      <w:b w:val="0"/>
+                      <w:sz w:val="15"/>
+                    </w:rPr>
+                    <w:t>1 逻辑回归</w:t>
+                  </w:r>
+                </w:p>
+              </w:tc>
+              <w:tc>
+                <w:tcPr>
+                  <w:tcW w:type="dxa" w:w="1245"/>
+                </w:tcPr>
+                <w:p>
+                  <w:pPr>
+                    <w:jc w:val="center"/>
+                  </w:pPr>
+                  <w:r>
+                    <w:rPr>
+                      <w:rFonts w:ascii="宋体" w:hAnsi="宋体" w:eastAsia="宋体"/>
+                      <w:b w:val="0"/>
+                      <w:sz w:val="15"/>
+                    </w:rPr>
+                    <w:t>0.8548</w:t>
+                  </w:r>
+                </w:p>
+              </w:tc>
+              <w:tc>
+                <w:tcPr>
+                  <w:tcW w:type="dxa" w:w="1245"/>
+                </w:tcPr>
+                <w:p>
+                  <w:pPr>
+                    <w:jc w:val="center"/>
+                  </w:pPr>
+                  <w:r>
+                    <w:rPr>
+                      <w:rFonts w:ascii="宋体" w:hAnsi="宋体" w:eastAsia="宋体"/>
+                      <w:b w:val="0"/>
+                      <w:sz w:val="15"/>
+                    </w:rPr>
+                    <w:t>0.7365</w:t>
+                  </w:r>
+                </w:p>
+              </w:tc>
+              <w:tc>
+                <w:tcPr>
+                  <w:tcW w:type="dxa" w:w="1245"/>
+                </w:tcPr>
+                <w:p>
+                  <w:pPr>
+                    <w:jc w:val="center"/>
+                  </w:pPr>
+                  <w:r>
+                    <w:rPr>
+                      <w:rFonts w:ascii="宋体" w:hAnsi="宋体" w:eastAsia="宋体"/>
+                      <w:b w:val="0"/>
+                      <w:sz w:val="15"/>
+                    </w:rPr>
+                    <w:t>0.6004</w:t>
+                  </w:r>
+                </w:p>
+              </w:tc>
+              <w:tc>
+                <w:tcPr>
+                  <w:tcW w:type="dxa" w:w="1245"/>
+                </w:tcPr>
+                <w:p>
+                  <w:pPr>
+                    <w:jc w:val="center"/>
+                  </w:pPr>
+                  <w:r>
+                    <w:rPr>
+                      <w:rFonts w:ascii="宋体" w:hAnsi="宋体" w:eastAsia="宋体"/>
+                      <w:b w:val="0"/>
+                      <w:sz w:val="15"/>
+                    </w:rPr>
+                    <w:t>0.6615</w:t>
+                  </w:r>
+                </w:p>
+              </w:tc>
+              <w:tc>
+                <w:tcPr>
+                  <w:tcW w:type="dxa" w:w="1245"/>
+                </w:tcPr>
+                <w:p>
+                  <w:pPr>
+                    <w:jc w:val="center"/>
+                  </w:pPr>
+                  <w:r>
+                    <w:rPr>
+                      <w:rFonts w:ascii="宋体" w:hAnsi="宋体" w:eastAsia="宋体"/>
+                      <w:b w:val="0"/>
+                      <w:sz w:val="15"/>
+                    </w:rPr>
+                    <w:t>0.9083</w:t>
+                  </w:r>
+                </w:p>
+              </w:tc>
+              <w:tc>
+                <w:tcPr>
+                  <w:tcW w:type="dxa" w:w="1245"/>
+                </w:tcPr>
+                <w:p>
+                  <w:pPr>
+                    <w:jc w:val="center"/>
+                  </w:pPr>
+                  <w:r>
+                    <w:rPr>
+                      <w:rFonts w:ascii="宋体" w:hAnsi="宋体" w:eastAsia="宋体"/>
+                      <w:b w:val="0"/>
+                      <w:sz w:val="15"/>
+                    </w:rPr>
+                    <w:t>0.13</w:t>
+                  </w:r>
+                </w:p>
+              </w:tc>
+            </w:tr>
+            <w:tr>
+              <w:tc>
+                <w:tcPr>
+                  <w:tcW w:type="dxa" w:w="1245"/>
+                  <w:shd w:fill="F3F6F9"/>
+                </w:tcPr>
+                <w:p>
+                  <w:pPr>
+                    <w:jc w:val="left"/>
+                  </w:pPr>
+                  <w:r>
+                    <w:rPr>
+                      <w:rFonts w:ascii="宋体" w:hAnsi="宋体" w:eastAsia="宋体"/>
+                      <w:b w:val="0"/>
+                      <w:sz w:val="15"/>
+                    </w:rPr>
+                    <w:t>2 决策树</w:t>
+                  </w:r>
+                </w:p>
+              </w:tc>
+              <w:tc>
+                <w:tcPr>
+                  <w:tcW w:type="dxa" w:w="1245"/>
+                  <w:shd w:fill="F3F6F9"/>
+                </w:tcPr>
+                <w:p>
+                  <w:pPr>
+                    <w:jc w:val="center"/>
+                  </w:pPr>
+                  <w:r>
+                    <w:rPr>
+                      <w:rFonts w:ascii="宋体" w:hAnsi="宋体" w:eastAsia="宋体"/>
+                      <w:b w:val="0"/>
+                      <w:sz w:val="15"/>
+                    </w:rPr>
+                    <w:t>0.8195</w:t>
+                  </w:r>
+                </w:p>
+              </w:tc>
+              <w:tc>
+                <w:tcPr>
+                  <w:tcW w:type="dxa" w:w="1245"/>
+                  <w:shd w:fill="F3F6F9"/>
+                </w:tcPr>
+                <w:p>
+                  <w:pPr>
+                    <w:jc w:val="center"/>
+                  </w:pPr>
+                  <w:r>
+                    <w:rPr>
+                      <w:rFonts w:ascii="宋体" w:hAnsi="宋体" w:eastAsia="宋体"/>
+                      <w:b w:val="0"/>
+                      <w:sz w:val="15"/>
+                    </w:rPr>
+                    <w:t>0.6222</w:t>
+                  </w:r>
+                </w:p>
+              </w:tc>
+              <w:tc>
+                <w:tcPr>
+                  <w:tcW w:type="dxa" w:w="1245"/>
+                  <w:shd w:fill="F3F6F9"/>
+                </w:tcPr>
+                <w:p>
+                  <w:pPr>
+                    <w:jc w:val="center"/>
+                  </w:pPr>
+                  <w:r>
+                    <w:rPr>
+                      <w:rFonts w:ascii="宋体" w:hAnsi="宋体" w:eastAsia="宋体"/>
+                      <w:b w:val="0"/>
+                      <w:sz w:val="15"/>
+                    </w:rPr>
+                    <w:t>0.6011</w:t>
+                  </w:r>
+                </w:p>
+              </w:tc>
+              <w:tc>
+                <w:tcPr>
+                  <w:tcW w:type="dxa" w:w="1245"/>
+                  <w:shd w:fill="F3F6F9"/>
+                </w:tcPr>
+                <w:p>
+                  <w:pPr>
+                    <w:jc w:val="center"/>
+                  </w:pPr>
+                  <w:r>
+                    <w:rPr>
+                      <w:rFonts w:ascii="宋体" w:hAnsi="宋体" w:eastAsia="宋体"/>
+                      <w:b w:val="0"/>
+                      <w:sz w:val="15"/>
+                    </w:rPr>
+                    <w:t>0.6115</w:t>
+                  </w:r>
+                </w:p>
+              </w:tc>
+              <w:tc>
+                <w:tcPr>
+                  <w:tcW w:type="dxa" w:w="1245"/>
+                  <w:shd w:fill="F3F6F9"/>
+                </w:tcPr>
+                <w:p>
+                  <w:pPr>
+                    <w:jc w:val="center"/>
+                  </w:pPr>
+                  <w:r>
+                    <w:rPr>
+                      <w:rFonts w:ascii="宋体" w:hAnsi="宋体" w:eastAsia="宋体"/>
+                      <w:b w:val="0"/>
+                      <w:sz w:val="15"/>
+                    </w:rPr>
+                    <w:t>0.7693</w:t>
+                  </w:r>
+                </w:p>
+              </w:tc>
+              <w:tc>
+                <w:tcPr>
+                  <w:tcW w:type="dxa" w:w="1245"/>
+                  <w:shd w:fill="F3F6F9"/>
+                </w:tcPr>
+                <w:p>
+                  <w:pPr>
+                    <w:jc w:val="center"/>
+                  </w:pPr>
+                  <w:r>
+                    <w:rPr>
+                      <w:rFonts w:ascii="宋体" w:hAnsi="宋体" w:eastAsia="宋体"/>
+                      <w:b w:val="0"/>
+                      <w:sz w:val="15"/>
+                    </w:rPr>
+                    <w:t>0.17</w:t>
+                  </w:r>
+                </w:p>
+              </w:tc>
+            </w:tr>
+            <w:tr>
+              <w:tc>
+                <w:tcPr>
+                  <w:tcW w:type="dxa" w:w="1245"/>
+                </w:tcPr>
+                <w:p>
+                  <w:pPr>
+                    <w:jc w:val="left"/>
+                  </w:pPr>
+                  <w:r>
+                    <w:rPr>
+                      <w:rFonts w:ascii="宋体" w:hAnsi="宋体" w:eastAsia="宋体"/>
+                      <w:b w:val="0"/>
+                      <w:sz w:val="15"/>
+                    </w:rPr>
+                    <w:t>3 随机森林</w:t>
+                  </w:r>
+                </w:p>
+              </w:tc>
+              <w:tc>
+                <w:tcPr>
+                  <w:tcW w:type="dxa" w:w="1245"/>
+                </w:tcPr>
+                <w:p>
+                  <w:pPr>
+                    <w:jc w:val="center"/>
+                  </w:pPr>
+                  <w:r>
+                    <w:rPr>
+                      <w:rFonts w:ascii="宋体" w:hAnsi="宋体" w:eastAsia="宋体"/>
+                      <w:b w:val="0"/>
+                      <w:sz w:val="15"/>
+                    </w:rPr>
+                    <w:t>0.8518</w:t>
+                  </w:r>
+                </w:p>
+              </w:tc>
+              <w:tc>
+                <w:tcPr>
+                  <w:tcW w:type="dxa" w:w="1245"/>
+                </w:tcPr>
+                <w:p>
+                  <w:pPr>
+                    <w:jc w:val="center"/>
+                  </w:pPr>
+                  <w:r>
+                    <w:rPr>
+                      <w:rFonts w:ascii="宋体" w:hAnsi="宋体" w:eastAsia="宋体"/>
+                      <w:b w:val="0"/>
+                      <w:sz w:val="15"/>
+                    </w:rPr>
+                    <w:t>0.7149</w:t>
+                  </w:r>
+                </w:p>
+              </w:tc>
+              <w:tc>
+                <w:tcPr>
+                  <w:tcW w:type="dxa" w:w="1245"/>
+                </w:tcPr>
+                <w:p>
+                  <w:pPr>
+                    <w:jc w:val="center"/>
+                  </w:pPr>
+                  <w:r>
+                    <w:rPr>
+                      <w:rFonts w:ascii="宋体" w:hAnsi="宋体" w:eastAsia="宋体"/>
+                      <w:b w:val="0"/>
+                      <w:sz w:val="15"/>
+                    </w:rPr>
+                    <w:t>0.6201</w:t>
+                  </w:r>
+                </w:p>
+              </w:tc>
+              <w:tc>
+                <w:tcPr>
+                  <w:tcW w:type="dxa" w:w="1245"/>
+                </w:tcPr>
+                <w:p>
+                  <w:pPr>
+                    <w:jc w:val="center"/>
+                  </w:pPr>
+                  <w:r>
+                    <w:rPr>
+                      <w:rFonts w:ascii="宋体" w:hAnsi="宋体" w:eastAsia="宋体"/>
+                      <w:b w:val="0"/>
+                      <w:sz w:val="15"/>
+                    </w:rPr>
+                    <w:t>0.6642</w:t>
+                  </w:r>
+                </w:p>
+              </w:tc>
+              <w:tc>
+                <w:tcPr>
+                  <w:tcW w:type="dxa" w:w="1245"/>
+                </w:tcPr>
+                <w:p>
+                  <w:pPr>
+                    <w:jc w:val="center"/>
+                  </w:pPr>
+                  <w:r>
+                    <w:rPr>
+                      <w:rFonts w:ascii="宋体" w:hAnsi="宋体" w:eastAsia="宋体"/>
+                      <w:b w:val="0"/>
+                      <w:sz w:val="15"/>
+                    </w:rPr>
+                    <w:t>0.8963</w:t>
+                  </w:r>
+                </w:p>
+              </w:tc>
+              <w:tc>
+                <w:tcPr>
+                  <w:tcW w:type="dxa" w:w="1245"/>
+                </w:tcPr>
+                <w:p>
+                  <w:pPr>
+                    <w:jc w:val="center"/>
+                  </w:pPr>
+                  <w:r>
+                    <w:rPr>
+                      <w:rFonts w:ascii="宋体" w:hAnsi="宋体" w:eastAsia="宋体"/>
+                      <w:b w:val="0"/>
+                      <w:sz w:val="15"/>
+                    </w:rPr>
+                    <w:t>0.72</w:t>
+                  </w:r>
+                </w:p>
+              </w:tc>
+            </w:tr>
+            <w:tr>
+              <w:tc>
+                <w:tcPr>
+                  <w:tcW w:type="dxa" w:w="1245"/>
+                  <w:shd w:fill="F3F6F9"/>
+                </w:tcPr>
+                <w:p>
+                  <w:pPr>
+                    <w:jc w:val="left"/>
+                  </w:pPr>
+                  <w:r>
+                    <w:rPr>
+                      <w:rFonts w:ascii="宋体" w:hAnsi="宋体" w:eastAsia="宋体"/>
+                      <w:b w:val="0"/>
+                      <w:sz w:val="15"/>
+                    </w:rPr>
+                    <w:t>4 支持向量机(SVC-RBF)</w:t>
+                  </w:r>
+                </w:p>
+              </w:tc>
+              <w:tc>
+                <w:tcPr>
+                  <w:tcW w:type="dxa" w:w="1245"/>
+                  <w:shd w:fill="F3F6F9"/>
+                </w:tcPr>
+                <w:p>
+                  <w:pPr>
+                    <w:jc w:val="center"/>
+                  </w:pPr>
+                  <w:r>
+                    <w:rPr>
+                      <w:rFonts w:ascii="宋体" w:hAnsi="宋体" w:eastAsia="宋体"/>
+                      <w:b w:val="0"/>
+                      <w:sz w:val="15"/>
+                    </w:rPr>
+                    <w:t>0.8486</w:t>
+                  </w:r>
+                </w:p>
+              </w:tc>
+              <w:tc>
+                <w:tcPr>
+                  <w:tcW w:type="dxa" w:w="1245"/>
+                  <w:shd w:fill="F3F6F9"/>
+                </w:tcPr>
+                <w:p>
+                  <w:pPr>
+                    <w:jc w:val="center"/>
+                  </w:pPr>
+                  <w:r>
+                    <w:rPr>
+                      <w:rFonts w:ascii="宋体" w:hAnsi="宋体" w:eastAsia="宋体"/>
+                      <w:b w:val="0"/>
+                      <w:sz w:val="15"/>
+                    </w:rPr>
+                    <w:t>0.7434</w:t>
+                  </w:r>
+                </w:p>
+              </w:tc>
+              <w:tc>
+                <w:tcPr>
+                  <w:tcW w:type="dxa" w:w="1245"/>
+                  <w:shd w:fill="F3F6F9"/>
+                </w:tcPr>
+                <w:p>
+                  <w:pPr>
+                    <w:jc w:val="center"/>
+                  </w:pPr>
+                  <w:r>
+                    <w:rPr>
+                      <w:rFonts w:ascii="宋体" w:hAnsi="宋体" w:eastAsia="宋体"/>
+                      <w:b w:val="0"/>
+                      <w:sz w:val="15"/>
+                    </w:rPr>
+                    <w:t>0.5484</w:t>
+                  </w:r>
+                </w:p>
+              </w:tc>
+              <w:tc>
+                <w:tcPr>
+                  <w:tcW w:type="dxa" w:w="1245"/>
+                  <w:shd w:fill="F3F6F9"/>
+                </w:tcPr>
+                <w:p>
+                  <w:pPr>
+                    <w:jc w:val="center"/>
+                  </w:pPr>
+                  <w:r>
+                    <w:rPr>
+                      <w:rFonts w:ascii="宋体" w:hAnsi="宋体" w:eastAsia="宋体"/>
+                      <w:b w:val="0"/>
+                      <w:sz w:val="15"/>
+                    </w:rPr>
+                    <w:t>0.6312</w:t>
+                  </w:r>
+                </w:p>
+              </w:tc>
+              <w:tc>
+                <w:tcPr>
+                  <w:tcW w:type="dxa" w:w="1245"/>
+                  <w:shd w:fill="F3F6F9"/>
+                </w:tcPr>
+                <w:p>
+                  <w:pPr>
+                    <w:jc w:val="center"/>
+                  </w:pPr>
+                  <w:r>
+                    <w:rPr>
+                      <w:rFonts w:ascii="宋体" w:hAnsi="宋体" w:eastAsia="宋体"/>
+                      <w:b w:val="0"/>
+                      <w:sz w:val="15"/>
+                    </w:rPr>
+                    <w:t>--</w:t>
+                  </w:r>
+                </w:p>
+              </w:tc>
+              <w:tc>
+                <w:tcPr>
+                  <w:tcW w:type="dxa" w:w="1245"/>
+                  <w:shd w:fill="F3F6F9"/>
+                </w:tcPr>
+                <w:p>
+                  <w:pPr>
+                    <w:jc w:val="center"/>
+                  </w:pPr>
+                  <w:r>
+                    <w:rPr>
+                      <w:rFonts w:ascii="宋体" w:hAnsi="宋体" w:eastAsia="宋体"/>
+                      <w:b w:val="0"/>
+                      <w:sz w:val="15"/>
+                    </w:rPr>
+                    <w:t>1.79</w:t>
+                  </w:r>
+                </w:p>
+              </w:tc>
+            </w:tr>
+            <w:tr>
+              <w:tc>
+                <w:tcPr>
+                  <w:tcW w:type="dxa" w:w="1245"/>
+                </w:tcPr>
+                <w:p>
+                  <w:pPr>
+                    <w:jc w:val="left"/>
+                  </w:pPr>
+                  <w:r>
+                    <w:rPr>
+                      <w:rFonts w:ascii="宋体" w:hAnsi="宋体" w:eastAsia="宋体"/>
+                      <w:b w:val="0"/>
+                      <w:sz w:val="15"/>
+                    </w:rPr>
+                    <w:t>5 K近邻(K=21)</w:t>
+                  </w:r>
+                </w:p>
+              </w:tc>
+              <w:tc>
+                <w:tcPr>
+                  <w:tcW w:type="dxa" w:w="1245"/>
+                </w:tcPr>
+                <w:p>
+                  <w:pPr>
+                    <w:jc w:val="center"/>
+                  </w:pPr>
+                  <w:r>
+                    <w:rPr>
+                      <w:rFonts w:ascii="宋体" w:hAnsi="宋体" w:eastAsia="宋体"/>
+                      <w:b w:val="0"/>
+                      <w:sz w:val="15"/>
+                    </w:rPr>
+                    <w:t>0.8380</w:t>
+                  </w:r>
+                </w:p>
+              </w:tc>
+              <w:tc>
+                <w:tcPr>
+                  <w:tcW w:type="dxa" w:w="1245"/>
+                </w:tcPr>
+                <w:p>
+                  <w:pPr>
+                    <w:jc w:val="center"/>
+                  </w:pPr>
+                  <w:r>
+                    <w:rPr>
+                      <w:rFonts w:ascii="宋体" w:hAnsi="宋体" w:eastAsia="宋体"/>
+                      <w:b w:val="0"/>
+                      <w:sz w:val="15"/>
+                    </w:rPr>
+                    <w:t>0.6831</w:t>
+                  </w:r>
+                </w:p>
+              </w:tc>
+              <w:tc>
+                <w:tcPr>
+                  <w:tcW w:type="dxa" w:w="1245"/>
+                </w:tcPr>
+                <w:p>
+                  <w:pPr>
+                    <w:jc w:val="center"/>
+                  </w:pPr>
+                  <w:r>
+                    <w:rPr>
+                      <w:rFonts w:ascii="宋体" w:hAnsi="宋体" w:eastAsia="宋体"/>
+                      <w:b w:val="0"/>
+                      <w:sz w:val="15"/>
+                    </w:rPr>
+                    <w:t>0.5868</w:t>
+                  </w:r>
+                </w:p>
+              </w:tc>
+              <w:tc>
+                <w:tcPr>
+                  <w:tcW w:type="dxa" w:w="1245"/>
+                </w:tcPr>
+                <w:p>
+                  <w:pPr>
+                    <w:jc w:val="center"/>
+                  </w:pPr>
+                  <w:r>
+                    <w:rPr>
+                      <w:rFonts w:ascii="宋体" w:hAnsi="宋体" w:eastAsia="宋体"/>
+                      <w:b w:val="0"/>
+                      <w:sz w:val="15"/>
+                    </w:rPr>
+                    <w:t>0.6313</w:t>
+                  </w:r>
+                </w:p>
+              </w:tc>
+              <w:tc>
+                <w:tcPr>
+                  <w:tcW w:type="dxa" w:w="1245"/>
+                </w:tcPr>
+                <w:p>
+                  <w:pPr>
+                    <w:jc w:val="center"/>
+                  </w:pPr>
+                  <w:r>
+                    <w:rPr>
+                      <w:rFonts w:ascii="宋体" w:hAnsi="宋体" w:eastAsia="宋体"/>
+                      <w:b w:val="0"/>
+                      <w:sz w:val="15"/>
+                    </w:rPr>
+                    <w:t>0.8814</w:t>
+                  </w:r>
+                </w:p>
+              </w:tc>
+              <w:tc>
+                <w:tcPr>
+                  <w:tcW w:type="dxa" w:w="1245"/>
+                </w:tcPr>
+                <w:p>
+                  <w:pPr>
+                    <w:jc w:val="center"/>
+                  </w:pPr>
+                  <w:r>
+                    <w:rPr>
+                      <w:rFonts w:ascii="宋体" w:hAnsi="宋体" w:eastAsia="宋体"/>
+                      <w:b w:val="0"/>
+                      <w:sz w:val="15"/>
+                    </w:rPr>
+                    <w:t>0.00</w:t>
+                  </w:r>
+                </w:p>
+              </w:tc>
+            </w:tr>
+            <w:tr>
+              <w:tc>
+                <w:tcPr>
+                  <w:tcW w:type="dxa" w:w="1245"/>
+                  <w:shd w:fill="F3F6F9"/>
+                </w:tcPr>
+                <w:p>
+                  <w:pPr>
+                    <w:jc w:val="left"/>
+                  </w:pPr>
+                  <w:r>
+                    <w:rPr>
+                      <w:rFonts w:ascii="宋体" w:hAnsi="宋体" w:eastAsia="宋体"/>
+                      <w:b w:val="0"/>
+                      <w:sz w:val="15"/>
+                    </w:rPr>
+                    <w:t>6 朴素贝叶斯</w:t>
+                  </w:r>
+                </w:p>
+              </w:tc>
+              <w:tc>
+                <w:tcPr>
+                  <w:tcW w:type="dxa" w:w="1245"/>
+                  <w:shd w:fill="F3F6F9"/>
+                </w:tcPr>
+                <w:p>
+                  <w:pPr>
+                    <w:jc w:val="center"/>
+                  </w:pPr>
+                  <w:r>
+                    <w:rPr>
+                      <w:rFonts w:ascii="宋体" w:hAnsi="宋体" w:eastAsia="宋体"/>
+                      <w:b w:val="0"/>
+                      <w:sz w:val="15"/>
+                    </w:rPr>
+                    <w:t>0.8041</w:t>
+                  </w:r>
+                </w:p>
+              </w:tc>
+              <w:tc>
+                <w:tcPr>
+                  <w:tcW w:type="dxa" w:w="1245"/>
+                  <w:shd w:fill="F3F6F9"/>
+                </w:tcPr>
+                <w:p>
+                  <w:pPr>
+                    <w:jc w:val="center"/>
+                  </w:pPr>
+                  <w:r>
+                    <w:rPr>
+                      <w:rFonts w:ascii="宋体" w:hAnsi="宋体" w:eastAsia="宋体"/>
+                      <w:b w:val="0"/>
+                      <w:sz w:val="15"/>
+                    </w:rPr>
+                    <w:t>0.5694</w:t>
+                  </w:r>
+                </w:p>
+              </w:tc>
+              <w:tc>
+                <w:tcPr>
+                  <w:tcW w:type="dxa" w:w="1245"/>
+                  <w:shd w:fill="F3F6F9"/>
+                </w:tcPr>
+                <w:p>
+                  <w:pPr>
+                    <w:jc w:val="center"/>
+                  </w:pPr>
+                  <w:r>
+                    <w:rPr>
+                      <w:rFonts w:ascii="宋体" w:hAnsi="宋体" w:eastAsia="宋体"/>
+                      <w:b w:val="0"/>
+                      <w:sz w:val="15"/>
+                    </w:rPr>
+                    <w:t>0.7020</w:t>
+                  </w:r>
+                </w:p>
+              </w:tc>
+              <w:tc>
+                <w:tcPr>
+                  <w:tcW w:type="dxa" w:w="1245"/>
+                  <w:shd w:fill="F3F6F9"/>
+                </w:tcPr>
+                <w:p>
+                  <w:pPr>
+                    <w:jc w:val="center"/>
+                  </w:pPr>
+                  <w:r>
+                    <w:rPr>
+                      <w:rFonts w:ascii="宋体" w:hAnsi="宋体" w:eastAsia="宋体"/>
+                      <w:b w:val="0"/>
+                      <w:sz w:val="15"/>
+                    </w:rPr>
+                    <w:t>0.6288</w:t>
+                  </w:r>
+                </w:p>
+              </w:tc>
+              <w:tc>
+                <w:tcPr>
+                  <w:tcW w:type="dxa" w:w="1245"/>
+                  <w:shd w:fill="F3F6F9"/>
+                </w:tcPr>
+                <w:p>
+                  <w:pPr>
+                    <w:jc w:val="center"/>
+                  </w:pPr>
+                  <w:r>
+                    <w:rPr>
+                      <w:rFonts w:ascii="宋体" w:hAnsi="宋体" w:eastAsia="宋体"/>
+                      <w:b w:val="0"/>
+                      <w:sz w:val="15"/>
+                    </w:rPr>
+                    <w:t>0.8691</w:t>
+                  </w:r>
+                </w:p>
+              </w:tc>
+              <w:tc>
+                <w:tcPr>
+                  <w:tcW w:type="dxa" w:w="1245"/>
+                  <w:shd w:fill="F3F6F9"/>
+                </w:tcPr>
+                <w:p>
+                  <w:pPr>
+                    <w:jc w:val="center"/>
+                  </w:pPr>
+                  <w:r>
+                    <w:rPr>
+                      <w:rFonts w:ascii="宋体" w:hAnsi="宋体" w:eastAsia="宋体"/>
+                      <w:b w:val="0"/>
+                      <w:sz w:val="15"/>
+                    </w:rPr>
+                    <w:t>0.03</w:t>
+                  </w:r>
+                </w:p>
+              </w:tc>
+            </w:tr>
+            <w:tr>
+              <w:tc>
+                <w:tcPr>
+                  <w:tcW w:type="dxa" w:w="1245"/>
+                </w:tcPr>
+                <w:p>
+                  <w:pPr>
+                    <w:jc w:val="left"/>
+                  </w:pPr>
+                  <w:r>
+                    <w:rPr>
+                      <w:rFonts w:ascii="宋体" w:hAnsi="宋体" w:eastAsia="宋体"/>
+                      <w:b w:val="0"/>
+                      <w:sz w:val="15"/>
+                    </w:rPr>
+                    <w:t>7 K-Means聚类(k=2)</w:t>
+                  </w:r>
+                </w:p>
+              </w:tc>
+              <w:tc>
+                <w:tcPr>
+                  <w:tcW w:type="dxa" w:w="1245"/>
+                </w:tcPr>
+                <w:p>
+                  <w:pPr>
+                    <w:jc w:val="center"/>
+                  </w:pPr>
+                  <w:r>
+                    <w:rPr>
+                      <w:rFonts w:ascii="宋体" w:hAnsi="宋体" w:eastAsia="宋体"/>
+                      <w:b w:val="0"/>
+                      <w:sz w:val="15"/>
+                    </w:rPr>
+                    <w:t>0.7238</w:t>
+                  </w:r>
+                </w:p>
+              </w:tc>
+              <w:tc>
+                <w:tcPr>
+                  <w:tcW w:type="dxa" w:w="1245"/>
+                </w:tcPr>
+                <w:p>
+                  <w:pPr>
+                    <w:jc w:val="center"/>
+                  </w:pPr>
+                  <w:r>
+                    <w:rPr>
+                      <w:rFonts w:ascii="宋体" w:hAnsi="宋体" w:eastAsia="宋体"/>
+                      <w:b w:val="0"/>
+                      <w:sz w:val="15"/>
+                    </w:rPr>
+                    <w:t>0.4513</w:t>
+                  </w:r>
+                </w:p>
+              </w:tc>
+              <w:tc>
+                <w:tcPr>
+                  <w:tcW w:type="dxa" w:w="1245"/>
+                </w:tcPr>
+                <w:p>
+                  <w:pPr>
+                    <w:jc w:val="center"/>
+                  </w:pPr>
+                  <w:r>
+                    <w:rPr>
+                      <w:rFonts w:ascii="宋体" w:hAnsi="宋体" w:eastAsia="宋体"/>
+                      <w:b w:val="0"/>
+                      <w:sz w:val="15"/>
+                    </w:rPr>
+                    <w:t>0.7821</w:t>
+                  </w:r>
+                </w:p>
+              </w:tc>
+              <w:tc>
+                <w:tcPr>
+                  <w:tcW w:type="dxa" w:w="1245"/>
+                </w:tcPr>
+                <w:p>
+                  <w:pPr>
+                    <w:jc w:val="center"/>
+                  </w:pPr>
+                  <w:r>
+                    <w:rPr>
+                      <w:rFonts w:ascii="宋体" w:hAnsi="宋体" w:eastAsia="宋体"/>
+                      <w:b w:val="0"/>
+                      <w:sz w:val="15"/>
+                    </w:rPr>
+                    <w:t>0.5724</w:t>
+                  </w:r>
+                </w:p>
+              </w:tc>
+              <w:tc>
+                <w:tcPr>
+                  <w:tcW w:type="dxa" w:w="1245"/>
+                </w:tcPr>
+                <w:p>
+                  <w:pPr>
+                    <w:jc w:val="center"/>
+                  </w:pPr>
+                  <w:r>
+                    <w:rPr>
+                      <w:rFonts w:ascii="宋体" w:hAnsi="宋体" w:eastAsia="宋体"/>
+                      <w:b w:val="0"/>
+                      <w:sz w:val="15"/>
+                    </w:rPr>
+                    <w:t>--</w:t>
+                  </w:r>
+                </w:p>
+              </w:tc>
+              <w:tc>
+                <w:tcPr>
+                  <w:tcW w:type="dxa" w:w="1245"/>
+                </w:tcPr>
+                <w:p>
+                  <w:pPr>
+                    <w:jc w:val="center"/>
+                  </w:pPr>
+                  <w:r>
+                    <w:rPr>
+                      <w:rFonts w:ascii="宋体" w:hAnsi="宋体" w:eastAsia="宋体"/>
+                      <w:b w:val="0"/>
+                      <w:sz w:val="15"/>
+                    </w:rPr>
+                    <w:t>0.00</w:t>
+                  </w:r>
+                </w:p>
+              </w:tc>
+            </w:tr>
+          </w:tbl>
+          <w:p/>
           <w:p>
             <w:pPr>
               <w:jc w:val="center"/>
@@ -1446,7 +2584,7 @@
                 <w:color w:val="666666"/>
                 <w:sz w:val="17"/>
               </w:rPr>
-              <w:t>图2  训练方案指标对比（实际 JSON 结果）</w:t>
+              <w:t>图9  七种算法测试集指标对比柱状图</w:t>
             </w:r>
           </w:p>
           <w:p>
@@ -1456,8 +2594,8 @@
             <w:r>
               <w:drawing>
                 <wp:inline xmlns:a="http://schemas.openxmlformats.org/drawingml/2006/main" xmlns:pic="http://schemas.openxmlformats.org/drawingml/2006/picture">
-                  <wp:extent cx="5303520" cy="2029742"/>
-                  <wp:docPr id="2" name="Picture 2"/>
+                  <wp:extent cx="5394960" cy="1919361"/>
+                  <wp:docPr id="9" name="Picture 9"/>
                   <wp:cNvGraphicFramePr>
                     <a:graphicFrameLocks noChangeAspect="1"/>
                   </wp:cNvGraphicFramePr>
@@ -1465,11 +2603,11 @@
                     <a:graphicData uri="http://schemas.openxmlformats.org/drawingml/2006/picture">
                       <pic:pic>
                         <pic:nvPicPr>
-                          <pic:cNvPr id="0" name="model_comparison.png"/>
+                          <pic:cNvPr id="0" name="e1_model_comparison.png"/>
                           <pic:cNvPicPr/>
                         </pic:nvPicPr>
                         <pic:blipFill>
-                          <a:blip r:embed="rId11"/>
+                          <a:blip r:embed="rId18"/>
                           <a:stretch>
                             <a:fillRect/>
                           </a:stretch>
@@ -1477,7 +2615,7 @@
                         <pic:spPr>
                           <a:xfrm>
                             <a:off x="0" y="0"/>
-                            <a:ext cx="5303520" cy="2029742"/>
+                            <a:ext cx="5394960" cy="1919361"/>
                           </a:xfrm>
                           <a:prstGeom prst="rect"/>
                         </pic:spPr>
@@ -1570,7 +2708,7 @@
                 <w:b/>
                 <w:sz w:val="18"/>
               </w:rPr>
-              <w:t xml:space="preserve">问题1：安全帽类别漏检和黑色安全帽误判。 </w:t>
+              <w:t xml:space="preserve">问题1：类别不平衡导致准确率失真。 </w:t>
             </w:r>
             <w:r>
               <w:rPr>
@@ -1578,7 +2716,7 @@
                 <w:b w:val="0"/>
                 <w:sz w:val="18"/>
               </w:rPr>
-              <w:t>初始模型对小目标、遮挡和深色安全帽的召回较低。解决办法是补充 Kaggle PPE 数据、保留 hard-case 原图及增强图，并在人员框内增加 PPE 空间约束；E7 helmet Recall 提升到 0.4548，E8 进一步为 0.4868，但仍需独立场景数据继续验证。</w:t>
+              <w:t>负类占约 76%，全预测负类即有 76% 准确率。评估必须同时看少数类召回与 F1：朴素贝叶斯准确率最低（0.8041）但召回最高（0.7020），适合漏报代价高的场景；随机森林综合最优（F1 0.6642）。</w:t>
             </w:r>
           </w:p>
           <w:p>
@@ -1598,7 +2736,7 @@
                 <w:b/>
                 <w:sz w:val="18"/>
               </w:rPr>
-              <w:t xml:space="preserve">问题2：单帧检测会抖动并重复告警。 </w:t>
+              <w:t xml:space="preserve">问题2：缺失值删行还是填充。 </w:t>
             </w:r>
             <w:r>
               <w:rPr>
@@ -1606,7 +2744,7 @@
                 <w:b w:val="0"/>
                 <w:sz w:val="18"/>
               </w:rPr>
-              <w:t>将人员检测送入 ByteTrack，以连续 3 次命中确认轨迹；规则层要求连续 3 帧触发，同一人员同一规则 10 秒冷却。两段视频回归均通过，短暂机械候选不会进入统计和事件。</w:t>
+              <w:t>缺失集中在 workclass/occupation/native-country 三列，合计约 7%。直接删行损失近两千条样本且引入选择偏差，故填 Unknown 保留未申报信息，由树模型自行学习该类别的含义。</w:t>
             </w:r>
           </w:p>
           <w:p>
@@ -1626,7 +2764,7 @@
                 <w:b/>
                 <w:sz w:val="18"/>
               </w:rPr>
-              <w:t xml:space="preserve">问题3：不同数据集类别名称不一致。 </w:t>
+              <w:t xml:space="preserve">问题3：金额类特征强偏态。 </w:t>
             </w:r>
             <w:r>
               <w:rPr>
@@ -1634,7 +2772,7 @@
                 <w:b w:val="0"/>
                 <w:sz w:val="18"/>
               </w:rPr>
-              <w:t>建立类别别名映射，将 Person/people/worker 归一到 person，将 hardhat/safety_helmet 归一到 helmet，将 safety_vest/reflective_vest 归一到 vest，并对越界框、空标签和重复图像做质量检查。</w:t>
+              <w:t>capital-gain 偏度达 11.9，绝大多数为 0。做 log1p 变换压缩长尾并派生二值特征，线性模型与距离模型的系数/距离不再被极端值支配。</w:t>
             </w:r>
           </w:p>
           <w:p>
@@ -1654,7 +2792,7 @@
                 <w:b/>
                 <w:sz w:val="18"/>
               </w:rPr>
-              <w:t xml:space="preserve">问题4：训练与视频推理显卡利用率不稳定。 </w:t>
+              <w:t xml:space="preserve">问题4：单模型与集成、线性与非线性差异。 </w:t>
             </w:r>
             <w:r>
               <w:rPr>
@@ -1662,7 +2800,7 @@
                 <w:b w:val="0"/>
                 <w:sz w:val="18"/>
               </w:rPr>
-              <w:t>视频管线使用有界队列、batch=8、CUDA half 精度和单 GPU worker；通过内存上限避免并发任务导致显存崩溃。当前配置以稳定演示为优先，正式 720p/15 FPS 仍需单独基准测试。</w:t>
+              <w:t>单棵决策树不剪枝时严重过拟合（AUC 仅 0.7693），随机森林集成后升至 0.8963；逻辑回归 AUC 最高（0.9083）说明该问题在特征工程后接近线性可分，且训练耗时最短（0.13s），是性价比最高的基线。</w:t>
             </w:r>
           </w:p>
           <w:p>
@@ -1682,7 +2820,7 @@
                 <w:b/>
                 <w:sz w:val="18"/>
               </w:rPr>
-              <w:t xml:space="preserve">问题5：测试集存在近重复画面。 </w:t>
+              <w:t xml:space="preserve">问题5：无监督聚类的边界。 </w:t>
             </w:r>
             <w:r>
               <w:rPr>
@@ -1690,7 +2828,35 @@
                 <w:b w:val="0"/>
                 <w:sz w:val="18"/>
               </w:rPr>
-              <w:t>报告中明确说明该 test split 适合 E7/E8 同口径比较，不能作为严格无泄漏泛化结论；后续应按视频或人员重新划分 300–500 帧独立场景测试集。</w:t>
+              <w:t>K-Means(k=2) 对齐后准确率 0.7238、ARI 仅 0.193，轮廓系数不足 0.09：One-Hot 高维稀疏空间中欧氏距离难以还原收入结构，聚类只能作为无标注场景的对照基线，不能替代监督学习。</w:t>
+            </w:r>
+          </w:p>
+          <w:p>
+            <w:pPr>
+              <w:spacing w:before="0" w:after="40" w:line="269" w:lineRule="auto"/>
+            </w:pPr>
+            <w:r>
+              <w:rPr>
+                <w:rFonts w:ascii="宋体" w:hAnsi="宋体" w:eastAsia="宋体"/>
+                <w:b w:val="0"/>
+                <w:sz w:val="18"/>
+              </w:rPr>
+            </w:r>
+            <w:r>
+              <w:rPr>
+                <w:rFonts w:ascii="宋体" w:hAnsi="宋体" w:eastAsia="宋体"/>
+                <w:b/>
+                <w:sz w:val="18"/>
+              </w:rPr>
+              <w:t xml:space="preserve">问题6：SVM 的复杂度代价。 </w:t>
+            </w:r>
+            <w:r>
+              <w:rPr>
+                <w:rFonts w:ascii="宋体" w:hAnsi="宋体" w:eastAsia="宋体"/>
+                <w:b w:val="0"/>
+                <w:sz w:val="18"/>
+              </w:rPr>
+              <w:t>RBF 核训练复杂度约 O(n^2)，全量 3.2 万样本代价过高，采用 1.2 万分层抽样训练（结果表中已标注），准确率 0.8486 与全量模型差距有限，说明数据量对该核函数已接近饱和。</w:t>
             </w:r>
           </w:p>
           <w:p>
@@ -1704,7 +2870,7 @@
                 <w:color w:val="666666"/>
                 <w:sz w:val="17"/>
               </w:rPr>
-              <w:t>图3  模型实验页面与结构化检测结果截图已随项目保留</w:t>
+              <w:t>图10  六种分类器 ROC 曲线对比</w:t>
             </w:r>
           </w:p>
           <w:p>
@@ -1714,8 +2880,8 @@
             <w:r>
               <w:drawing>
                 <wp:inline xmlns:a="http://schemas.openxmlformats.org/drawingml/2006/main" xmlns:pic="http://schemas.openxmlformats.org/drawingml/2006/picture">
-                  <wp:extent cx="4937760" cy="1961576"/>
-                  <wp:docPr id="3" name="Picture 3"/>
+                  <wp:extent cx="4023360" cy="3145536"/>
+                  <wp:docPr id="10" name="Picture 10"/>
                   <wp:cNvGraphicFramePr>
                     <a:graphicFrameLocks noChangeAspect="1"/>
                   </wp:cNvGraphicFramePr>
@@ -1723,11 +2889,11 @@
                     <a:graphicData uri="http://schemas.openxmlformats.org/drawingml/2006/picture">
                       <pic:pic>
                         <pic:nvPicPr>
-                          <pic:cNvPr id="0" name="class_comparison.png"/>
+                          <pic:cNvPr id="0" name="e2_roc_curves.png"/>
                           <pic:cNvPicPr/>
                         </pic:nvPicPr>
                         <pic:blipFill>
-                          <a:blip r:embed="rId12"/>
+                          <a:blip r:embed="rId19"/>
                           <a:stretch>
                             <a:fillRect/>
                           </a:stretch>
@@ -1735,7 +2901,166 @@
                         <pic:spPr>
                           <a:xfrm>
                             <a:off x="0" y="0"/>
-                            <a:ext cx="4937760" cy="1961576"/>
+                            <a:ext cx="4023360" cy="3145536"/>
+                          </a:xfrm>
+                          <a:prstGeom prst="rect"/>
+                        </pic:spPr>
+                      </pic:pic>
+                    </a:graphicData>
+                  </a:graphic>
+                </wp:inline>
+              </w:drawing>
+            </w:r>
+          </w:p>
+          <w:p>
+            <w:pPr>
+              <w:jc w:val="center"/>
+            </w:pPr>
+            <w:r>
+              <w:rPr>
+                <w:rFonts w:ascii="宋体" w:hAnsi="宋体" w:eastAsia="宋体"/>
+                <w:b w:val="0"/>
+                <w:color w:val="666666"/>
+                <w:sz w:val="17"/>
+              </w:rPr>
+              <w:t>图11  K-Means 肘部法与轮廓系数</w:t>
+            </w:r>
+          </w:p>
+          <w:p>
+            <w:pPr>
+              <w:jc w:val="center"/>
+            </w:pPr>
+            <w:r>
+              <w:drawing>
+                <wp:inline xmlns:a="http://schemas.openxmlformats.org/drawingml/2006/main" xmlns:pic="http://schemas.openxmlformats.org/drawingml/2006/picture">
+                  <wp:extent cx="4206240" cy="2137597"/>
+                  <wp:docPr id="11" name="Picture 11"/>
+                  <wp:cNvGraphicFramePr>
+                    <a:graphicFrameLocks noChangeAspect="1"/>
+                  </wp:cNvGraphicFramePr>
+                  <a:graphic>
+                    <a:graphicData uri="http://schemas.openxmlformats.org/drawingml/2006/picture">
+                      <pic:pic>
+                        <pic:nvPicPr>
+                          <pic:cNvPr id="0" name="e3_kmeans_elbow.png"/>
+                          <pic:cNvPicPr/>
+                        </pic:nvPicPr>
+                        <pic:blipFill>
+                          <a:blip r:embed="rId20"/>
+                          <a:stretch>
+                            <a:fillRect/>
+                          </a:stretch>
+                        </pic:blipFill>
+                        <pic:spPr>
+                          <a:xfrm>
+                            <a:off x="0" y="0"/>
+                            <a:ext cx="4206240" cy="2137597"/>
+                          </a:xfrm>
+                          <a:prstGeom prst="rect"/>
+                        </pic:spPr>
+                      </pic:pic>
+                    </a:graphicData>
+                  </a:graphic>
+                </wp:inline>
+              </w:drawing>
+            </w:r>
+          </w:p>
+          <w:p>
+            <w:pPr>
+              <w:jc w:val="center"/>
+            </w:pPr>
+            <w:r>
+              <w:rPr>
+                <w:rFonts w:ascii="宋体" w:hAnsi="宋体" w:eastAsia="宋体"/>
+                <w:b w:val="0"/>
+                <w:color w:val="666666"/>
+                <w:sz w:val="17"/>
+              </w:rPr>
+              <w:t>图12  随机森林混淆矩阵</w:t>
+            </w:r>
+          </w:p>
+          <w:p>
+            <w:pPr>
+              <w:jc w:val="center"/>
+            </w:pPr>
+            <w:r>
+              <w:drawing>
+                <wp:inline xmlns:a="http://schemas.openxmlformats.org/drawingml/2006/main" xmlns:pic="http://schemas.openxmlformats.org/drawingml/2006/picture">
+                  <wp:extent cx="3566160" cy="3267424"/>
+                  <wp:docPr id="12" name="Picture 12"/>
+                  <wp:cNvGraphicFramePr>
+                    <a:graphicFrameLocks noChangeAspect="1"/>
+                  </wp:cNvGraphicFramePr>
+                  <a:graphic>
+                    <a:graphicData uri="http://schemas.openxmlformats.org/drawingml/2006/picture">
+                      <pic:pic>
+                        <pic:nvPicPr>
+                          <pic:cNvPr id="0" name="e4_confusion_matrix.png"/>
+                          <pic:cNvPicPr/>
+                        </pic:nvPicPr>
+                        <pic:blipFill>
+                          <a:blip r:embed="rId21"/>
+                          <a:stretch>
+                            <a:fillRect/>
+                          </a:stretch>
+                        </pic:blipFill>
+                        <pic:spPr>
+                          <a:xfrm>
+                            <a:off x="0" y="0"/>
+                            <a:ext cx="3566160" cy="3267424"/>
+                          </a:xfrm>
+                          <a:prstGeom prst="rect"/>
+                        </pic:spPr>
+                      </pic:pic>
+                    </a:graphicData>
+                  </a:graphic>
+                </wp:inline>
+              </w:drawing>
+            </w:r>
+          </w:p>
+          <w:p>
+            <w:pPr>
+              <w:jc w:val="center"/>
+            </w:pPr>
+            <w:r>
+              <w:rPr>
+                <w:rFonts w:ascii="宋体" w:hAnsi="宋体" w:eastAsia="宋体"/>
+                <w:b w:val="0"/>
+                <w:color w:val="666666"/>
+                <w:sz w:val="17"/>
+              </w:rPr>
+              <w:t>图13  随机森林特征重要性 Top10</w:t>
+            </w:r>
+          </w:p>
+          <w:p>
+            <w:pPr>
+              <w:jc w:val="center"/>
+            </w:pPr>
+            <w:r>
+              <w:drawing>
+                <wp:inline xmlns:a="http://schemas.openxmlformats.org/drawingml/2006/main" xmlns:pic="http://schemas.openxmlformats.org/drawingml/2006/picture">
+                  <wp:extent cx="4206240" cy="2275507"/>
+                  <wp:docPr id="13" name="Picture 13"/>
+                  <wp:cNvGraphicFramePr>
+                    <a:graphicFrameLocks noChangeAspect="1"/>
+                  </wp:cNvGraphicFramePr>
+                  <a:graphic>
+                    <a:graphicData uri="http://schemas.openxmlformats.org/drawingml/2006/picture">
+                      <pic:pic>
+                        <pic:nvPicPr>
+                          <pic:cNvPr id="0" name="e5_feature_importance.png"/>
+                          <pic:cNvPicPr/>
+                        </pic:nvPicPr>
+                        <pic:blipFill>
+                          <a:blip r:embed="rId22"/>
+                          <a:stretch>
+                            <a:fillRect/>
+                          </a:stretch>
+                        </pic:blipFill>
+                        <pic:spPr>
+                          <a:xfrm>
+                            <a:off x="0" y="0"/>
+                            <a:ext cx="4206240" cy="2275507"/>
                           </a:xfrm>
                           <a:prstGeom prst="rect"/>
                         </pic:spPr>
@@ -1785,7 +3110,7 @@
                 <w:b w:val="0"/>
                 <w:sz w:val="18"/>
               </w:rPr>
-              <w:t>本实验完成了从公开 PPE 数据下载、清洗、类别统一、模型训练、指标评估到 FastAPI 工作台演示的完整人工智能算法流程。六组训练方案表明，扩大数据和增加训练轮数能够显著提高整体检测能力；E7 在同口径 test split 上取得 Precision 0.7977、Recall 0.6620、F1 0.7235、mAP@0.5 0.7200，当前作为服务部署模型。E8 完成 30 轮训练并通过四项门禁，但综合指标不优于 E7，因此保留为候选模型而不直接替换。</w:t>
+              <w:t>本实验在 UCI Adult Income 数据集（48,842 条）上完成了数据清洗、缺失值处理、特征工程与 7 种算法的训练评估对比。特征工程后逻辑回归取得最高 ROC-AUC 0.9083 与 0.8548 准确率；随机森林 F1 最高（0.6642）且召回 0.6201；朴素贝叶斯召回最高（0.7020）；K-Means 无监督对照准确率 0.7238、ARI 0.1930，验证了监督学习的必要性。</w:t>
             </w:r>
           </w:p>
           <w:p>
@@ -1798,7 +3123,7 @@
                 <w:b w:val="0"/>
                 <w:sz w:val="18"/>
               </w:rPr>
-              <w:t>通过本次实验，我进一步理解了检测模型指标、目标关联、跟踪稳定性和规则告警之间的关系。后续工作是补充按视频/人员隔离的独立场景数据，完成 720p 性能和跟踪规则消融实验，并在更大规模人工标注数据上继续改善安全帽小目标召回。</w:t>
+              <w:t>实验表明：类别不平衡场景下单一准确率不构成有效评价，需结合召回、F1 与 ROC-AUC；特征工程（偏态变换、缺失填充策略、编码与标准化）对线性与距离模型影响显著；集成学习能有效抑制单棵树的过拟合。全部代码、指标 JSON 与图表可由 run_adult_ml.py 一键复现。</w:t>
             </w:r>
           </w:p>
           <w:p>
@@ -1812,7 +3137,7 @@
                 <w:color w:val="666666"/>
                 <w:sz w:val="17"/>
               </w:rPr>
-              <w:t>证据文件：`docs/EXPERIMENTS.md`、`docs/TEST_REPORT.md`、`results/e8-video150-gate-review.json`；源码与运行说明已随项目提交。</w:t>
+              <w:t>证据文件：results/experiment3/metrics.json、results/experiment3/run_log.txt 及同目录 13 张图表；实验源码 scripts/experiment3/run_adult_ml.py。</w:t>
             </w:r>
           </w:p>
         </w:tc>
